--- a/Data_Manual/Data_Management_Manual_V1.docx
+++ b/Data_Manual/Data_Management_Manual_V1.docx
@@ -4203,6 +4203,21 @@
           <w:rtl w:val="0"/>
         </w:rPr>
         <w:t xml:space="preserve">You are now able to select the glider you want! Or edit missions.yml!</w:t>
+      </w:r>
+    </w:p>
+    <w:p>
+      <w:pPr>
+        <w:spacing w:line="240" w:lineRule="auto"/>
+        <w:rPr>
+          <w:rFonts w:ascii="Times New Roman" w:cs="Times New Roman" w:eastAsia="Times New Roman" w:hAnsi="Times New Roman"/>
+          <w:sz w:val="32"/>
+          <w:szCs w:val="32"/>
+        </w:rPr>
+      </w:pPr>
+      <w:r>
+        <w:rPr>
+          <w:rtl w:val="0"/>
+        </w:rPr>
       </w:r>
     </w:p>
     <w:p>
@@ -13072,7 +13087,7 @@
                 <w:szCs w:val="20"/>
                 <w:rtl w:val="0"/>
               </w:rPr>
-              <w:t xml:space="preserve">Power (battery packs and their voltage</w:t>
+              <w:t xml:space="preserve">Power (battery packs and their voltage)</w:t>
             </w:r>
           </w:p>
         </w:tc>
